--- a/i_test/test_D6_Table_2/g_output/D6_Table_2_caratterizzazione_coorte_sottopopolazione_CAP_DPP4i_SGLT2i.docx
+++ b/i_test/test_D6_Table_2/g_output/D6_Table_2_caratterizzazione_coorte_sottopopolazione_CAP_DPP4i_SGLT2i.docx
@@ -231,87 +231,87 @@
               <w:pStyle w:val="Normal"/>
             </w:pPr>
             <w:r>
-              <w:t>589</w:t>
-            </w:r>
-          </w:p>
-        </w:tc>
-        <w:tc>
-          <w:p>
-            <w:pPr>
-              <w:pStyle w:val="Normal"/>
-            </w:pPr>
-            <w:r>
-              <w:t>544</w:t>
-            </w:r>
-          </w:p>
-        </w:tc>
-        <w:tc>
-          <w:p>
-            <w:pPr>
-              <w:pStyle w:val="Normal"/>
-            </w:pPr>
-            <w:r>
-              <w:t>559</w:t>
-            </w:r>
-          </w:p>
-        </w:tc>
-        <w:tc>
-          <w:p>
-            <w:pPr>
-              <w:pStyle w:val="Normal"/>
-            </w:pPr>
-            <w:r>
-              <w:t>528</w:t>
-            </w:r>
-          </w:p>
-        </w:tc>
-        <w:tc>
-          <w:p>
-            <w:pPr>
-              <w:pStyle w:val="Normal"/>
-            </w:pPr>
-            <w:r>
-              <w:t>556</w:t>
-            </w:r>
-          </w:p>
-        </w:tc>
-        <w:tc>
-          <w:p>
-            <w:pPr>
-              <w:pStyle w:val="Normal"/>
-            </w:pPr>
-            <w:r>
-              <w:t>555</w:t>
-            </w:r>
-          </w:p>
-        </w:tc>
-        <w:tc>
-          <w:p>
-            <w:pPr>
-              <w:pStyle w:val="Normal"/>
-            </w:pPr>
-            <w:r>
-              <w:t>579</w:t>
-            </w:r>
-          </w:p>
-        </w:tc>
-        <w:tc>
-          <w:p>
-            <w:pPr>
-              <w:pStyle w:val="Normal"/>
-            </w:pPr>
-            <w:r>
-              <w:t>590</w:t>
-            </w:r>
-          </w:p>
-        </w:tc>
-        <w:tc>
-          <w:p>
-            <w:pPr>
-              <w:pStyle w:val="Normal"/>
-            </w:pPr>
-            <w:r>
-              <w:t>500</w:t>
+              <w:t>560</w:t>
+            </w:r>
+          </w:p>
+        </w:tc>
+        <w:tc>
+          <w:p>
+            <w:pPr>
+              <w:pStyle w:val="Normal"/>
+            </w:pPr>
+            <w:r>
+              <w:t>599</w:t>
+            </w:r>
+          </w:p>
+        </w:tc>
+        <w:tc>
+          <w:p>
+            <w:pPr>
+              <w:pStyle w:val="Normal"/>
+            </w:pPr>
+            <w:r>
+              <w:t>534</w:t>
+            </w:r>
+          </w:p>
+        </w:tc>
+        <w:tc>
+          <w:p>
+            <w:pPr>
+              <w:pStyle w:val="Normal"/>
+            </w:pPr>
+            <w:r>
+              <w:t>557</w:t>
+            </w:r>
+          </w:p>
+        </w:tc>
+        <w:tc>
+          <w:p>
+            <w:pPr>
+              <w:pStyle w:val="Normal"/>
+            </w:pPr>
+            <w:r>
+              <w:t>551</w:t>
+            </w:r>
+          </w:p>
+        </w:tc>
+        <w:tc>
+          <w:p>
+            <w:pPr>
+              <w:pStyle w:val="Normal"/>
+            </w:pPr>
+            <w:r>
+              <w:t>563</w:t>
+            </w:r>
+          </w:p>
+        </w:tc>
+        <w:tc>
+          <w:p>
+            <w:pPr>
+              <w:pStyle w:val="Normal"/>
+            </w:pPr>
+            <w:r>
+              <w:t>518</w:t>
+            </w:r>
+          </w:p>
+        </w:tc>
+        <w:tc>
+          <w:p>
+            <w:pPr>
+              <w:pStyle w:val="Normal"/>
+            </w:pPr>
+            <w:r>
+              <w:t>560</w:t>
+            </w:r>
+          </w:p>
+        </w:tc>
+        <w:tc>
+          <w:p>
+            <w:pPr>
+              <w:pStyle w:val="Normal"/>
+            </w:pPr>
+            <w:r>
+              <w:t>558</w:t>
             </w:r>
           </w:p>
         </w:tc>
@@ -323,97 +323,97 @@
               <w:pStyle w:val="Normal"/>
             </w:pPr>
             <w:r>
-              <w:t>BMI pregravidico basso (&lt;18,5), n (%)</w:t>
-            </w:r>
-          </w:p>
-        </w:tc>
-        <w:tc>
-          <w:p>
-            <w:pPr>
-              <w:pStyle w:val="Normal"/>
-            </w:pPr>
-            <w:r>
-              <w:t>175 (29,7%)</w:t>
-            </w:r>
-          </w:p>
-        </w:tc>
-        <w:tc>
-          <w:p>
-            <w:pPr>
-              <w:pStyle w:val="Normal"/>
-            </w:pPr>
-            <w:r>
-              <w:t>145 (26,7%)</w:t>
-            </w:r>
-          </w:p>
-        </w:tc>
-        <w:tc>
-          <w:p>
-            <w:pPr>
-              <w:pStyle w:val="Normal"/>
-            </w:pPr>
-            <w:r>
-              <w:t>151 (27,0%)</w:t>
-            </w:r>
-          </w:p>
-        </w:tc>
-        <w:tc>
-          <w:p>
-            <w:pPr>
-              <w:pStyle w:val="Normal"/>
-            </w:pPr>
-            <w:r>
-              <w:t>140 (26,5%)</w:t>
-            </w:r>
-          </w:p>
-        </w:tc>
-        <w:tc>
-          <w:p>
-            <w:pPr>
-              <w:pStyle w:val="Normal"/>
-            </w:pPr>
-            <w:r>
-              <w:t>144 (25,9%)</w:t>
-            </w:r>
-          </w:p>
-        </w:tc>
-        <w:tc>
-          <w:p>
-            <w:pPr>
-              <w:pStyle w:val="Normal"/>
-            </w:pPr>
-            <w:r>
-              <w:t>141 (25,4%)</w:t>
-            </w:r>
-          </w:p>
-        </w:tc>
-        <w:tc>
-          <w:p>
-            <w:pPr>
-              <w:pStyle w:val="Normal"/>
-            </w:pPr>
-            <w:r>
-              <w:t>160 (27,6%)</w:t>
-            </w:r>
-          </w:p>
-        </w:tc>
-        <w:tc>
-          <w:p>
-            <w:pPr>
-              <w:pStyle w:val="Normal"/>
-            </w:pPr>
-            <w:r>
-              <w:t>166 (28,1%)</w:t>
-            </w:r>
-          </w:p>
-        </w:tc>
-        <w:tc>
-          <w:p>
-            <w:pPr>
-              <w:pStyle w:val="Normal"/>
-            </w:pPr>
-            <w:r>
-              <w:t>155 (31,0%)</w:t>
+              <w:t>Età alla data indice,</w:t>
+            </w:r>
+          </w:p>
+        </w:tc>
+        <w:tc>
+          <w:p>
+            <w:pPr>
+              <w:pStyle w:val="Normal"/>
+            </w:pPr>
+            <w:r>
+              <w:t/>
+            </w:r>
+          </w:p>
+        </w:tc>
+        <w:tc>
+          <w:p>
+            <w:pPr>
+              <w:pStyle w:val="Normal"/>
+            </w:pPr>
+            <w:r>
+              <w:t/>
+            </w:r>
+          </w:p>
+        </w:tc>
+        <w:tc>
+          <w:p>
+            <w:pPr>
+              <w:pStyle w:val="Normal"/>
+            </w:pPr>
+            <w:r>
+              <w:t/>
+            </w:r>
+          </w:p>
+        </w:tc>
+        <w:tc>
+          <w:p>
+            <w:pPr>
+              <w:pStyle w:val="Normal"/>
+            </w:pPr>
+            <w:r>
+              <w:t/>
+            </w:r>
+          </w:p>
+        </w:tc>
+        <w:tc>
+          <w:p>
+            <w:pPr>
+              <w:pStyle w:val="Normal"/>
+            </w:pPr>
+            <w:r>
+              <w:t/>
+            </w:r>
+          </w:p>
+        </w:tc>
+        <w:tc>
+          <w:p>
+            <w:pPr>
+              <w:pStyle w:val="Normal"/>
+            </w:pPr>
+            <w:r>
+              <w:t/>
+            </w:r>
+          </w:p>
+        </w:tc>
+        <w:tc>
+          <w:p>
+            <w:pPr>
+              <w:pStyle w:val="Normal"/>
+            </w:pPr>
+            <w:r>
+              <w:t/>
+            </w:r>
+          </w:p>
+        </w:tc>
+        <w:tc>
+          <w:p>
+            <w:pPr>
+              <w:pStyle w:val="Normal"/>
+            </w:pPr>
+            <w:r>
+              <w:t/>
+            </w:r>
+          </w:p>
+        </w:tc>
+        <w:tc>
+          <w:p>
+            <w:pPr>
+              <w:pStyle w:val="Normal"/>
+            </w:pPr>
+            <w:r>
+              <w:t/>
             </w:r>
           </w:p>
         </w:tc>
@@ -425,97 +425,97 @@
               <w:pStyle w:val="Normal"/>
             </w:pPr>
             <w:r>
-              <w:t>BMI pregravidico medio (18,5-24,9), n (%)</w:t>
-            </w:r>
-          </w:p>
-        </w:tc>
-        <w:tc>
-          <w:p>
-            <w:pPr>
-              <w:pStyle w:val="Normal"/>
-            </w:pPr>
-            <w:r>
-              <w:t>190 (32,3%)</w:t>
-            </w:r>
-          </w:p>
-        </w:tc>
-        <w:tc>
-          <w:p>
-            <w:pPr>
-              <w:pStyle w:val="Normal"/>
-            </w:pPr>
-            <w:r>
-              <w:t>185 (34,0%)</w:t>
-            </w:r>
-          </w:p>
-        </w:tc>
-        <w:tc>
-          <w:p>
-            <w:pPr>
-              <w:pStyle w:val="Normal"/>
-            </w:pPr>
-            <w:r>
-              <w:t>194 (34,7%)</w:t>
-            </w:r>
-          </w:p>
-        </w:tc>
-        <w:tc>
-          <w:p>
-            <w:pPr>
-              <w:pStyle w:val="Normal"/>
-            </w:pPr>
-            <w:r>
-              <w:t>181 (34,3%)</w:t>
-            </w:r>
-          </w:p>
-        </w:tc>
-        <w:tc>
-          <w:p>
-            <w:pPr>
-              <w:pStyle w:val="Normal"/>
-            </w:pPr>
-            <w:r>
-              <w:t>198 (35,6%)</w:t>
-            </w:r>
-          </w:p>
-        </w:tc>
-        <w:tc>
-          <w:p>
-            <w:pPr>
-              <w:pStyle w:val="Normal"/>
-            </w:pPr>
-            <w:r>
-              <w:t>197 (35,5%)</w:t>
-            </w:r>
-          </w:p>
-        </w:tc>
-        <w:tc>
-          <w:p>
-            <w:pPr>
-              <w:pStyle w:val="Normal"/>
-            </w:pPr>
-            <w:r>
-              <w:t>190 (32,8%)</w:t>
-            </w:r>
-          </w:p>
-        </w:tc>
-        <w:tc>
-          <w:p>
-            <w:pPr>
-              <w:pStyle w:val="Normal"/>
-            </w:pPr>
-            <w:r>
-              <w:t>204 (34,6%)</w:t>
-            </w:r>
-          </w:p>
-        </w:tc>
-        <w:tc>
-          <w:p>
-            <w:pPr>
-              <w:pStyle w:val="Normal"/>
-            </w:pPr>
-            <w:r>
-              <w:t>159 (31,8%)</w:t>
+              <w:t>  mediana (Q1 - Q3)</w:t>
+            </w:r>
+          </w:p>
+        </w:tc>
+        <w:tc>
+          <w:p>
+            <w:pPr>
+              <w:pStyle w:val="Normal"/>
+            </w:pPr>
+            <w:r>
+              <w:t>49 (39.75 - 60)</w:t>
+            </w:r>
+          </w:p>
+        </w:tc>
+        <w:tc>
+          <w:p>
+            <w:pPr>
+              <w:pStyle w:val="Normal"/>
+            </w:pPr>
+            <w:r>
+              <w:t>50 (41 - 61)</w:t>
+            </w:r>
+          </w:p>
+        </w:tc>
+        <w:tc>
+          <w:p>
+            <w:pPr>
+              <w:pStyle w:val="Normal"/>
+            </w:pPr>
+            <w:r>
+              <w:t>51 (42 - 60)</w:t>
+            </w:r>
+          </w:p>
+        </w:tc>
+        <w:tc>
+          <w:p>
+            <w:pPr>
+              <w:pStyle w:val="Normal"/>
+            </w:pPr>
+            <w:r>
+              <w:t>50 (41 - 61)</w:t>
+            </w:r>
+          </w:p>
+        </w:tc>
+        <w:tc>
+          <w:p>
+            <w:pPr>
+              <w:pStyle w:val="Normal"/>
+            </w:pPr>
+            <w:r>
+              <w:t>52 (41 - 61)</w:t>
+            </w:r>
+          </w:p>
+        </w:tc>
+        <w:tc>
+          <w:p>
+            <w:pPr>
+              <w:pStyle w:val="Normal"/>
+            </w:pPr>
+            <w:r>
+              <w:t>51 (42 - 61)</w:t>
+            </w:r>
+          </w:p>
+        </w:tc>
+        <w:tc>
+          <w:p>
+            <w:pPr>
+              <w:pStyle w:val="Normal"/>
+            </w:pPr>
+            <w:r>
+              <w:t>50 (39 - 60.75)</w:t>
+            </w:r>
+          </w:p>
+        </w:tc>
+        <w:tc>
+          <w:p>
+            <w:pPr>
+              <w:pStyle w:val="Normal"/>
+            </w:pPr>
+            <w:r>
+              <w:t>50 (40 - 59)</w:t>
+            </w:r>
+          </w:p>
+        </w:tc>
+        <w:tc>
+          <w:p>
+            <w:pPr>
+              <w:pStyle w:val="Normal"/>
+            </w:pPr>
+            <w:r>
+              <w:t>50 (39 - 60)</w:t>
             </w:r>
           </w:p>
         </w:tc>
@@ -527,97 +527,97 @@
               <w:pStyle w:val="Normal"/>
             </w:pPr>
             <w:r>
-              <w:t>BMI pregravidico alto (&gt;24,9), n (%)</w:t>
-            </w:r>
-          </w:p>
-        </w:tc>
-        <w:tc>
-          <w:p>
-            <w:pPr>
-              <w:pStyle w:val="Normal"/>
-            </w:pPr>
-            <w:r>
-              <w:t>224 (38,0%)</w:t>
-            </w:r>
-          </w:p>
-        </w:tc>
-        <w:tc>
-          <w:p>
-            <w:pPr>
-              <w:pStyle w:val="Normal"/>
-            </w:pPr>
-            <w:r>
-              <w:t>214 (39,3%)</w:t>
-            </w:r>
-          </w:p>
-        </w:tc>
-        <w:tc>
-          <w:p>
-            <w:pPr>
-              <w:pStyle w:val="Normal"/>
-            </w:pPr>
-            <w:r>
-              <w:t>214 (38,3%)</w:t>
-            </w:r>
-          </w:p>
-        </w:tc>
-        <w:tc>
-          <w:p>
-            <w:pPr>
-              <w:pStyle w:val="Normal"/>
-            </w:pPr>
-            <w:r>
-              <w:t>207 (39,2%)</w:t>
-            </w:r>
-          </w:p>
-        </w:tc>
-        <w:tc>
-          <w:p>
-            <w:pPr>
-              <w:pStyle w:val="Normal"/>
-            </w:pPr>
-            <w:r>
-              <w:t>214 (38,5%)</w:t>
-            </w:r>
-          </w:p>
-        </w:tc>
-        <w:tc>
-          <w:p>
-            <w:pPr>
-              <w:pStyle w:val="Normal"/>
-            </w:pPr>
-            <w:r>
-              <w:t>217 (39,1%)</w:t>
-            </w:r>
-          </w:p>
-        </w:tc>
-        <w:tc>
-          <w:p>
-            <w:pPr>
-              <w:pStyle w:val="Normal"/>
-            </w:pPr>
-            <w:r>
-              <w:t>229 (39,6%)</w:t>
-            </w:r>
-          </w:p>
-        </w:tc>
-        <w:tc>
-          <w:p>
-            <w:pPr>
-              <w:pStyle w:val="Normal"/>
-            </w:pPr>
-            <w:r>
-              <w:t>220 (37,3%)</w:t>
-            </w:r>
-          </w:p>
-        </w:tc>
-        <w:tc>
-          <w:p>
-            <w:pPr>
-              <w:pStyle w:val="Normal"/>
-            </w:pPr>
-            <w:r>
-              <w:t>186 (37,2%)</w:t>
+              <w:t>Classi età alla data indice</w:t>
+            </w:r>
+          </w:p>
+        </w:tc>
+        <w:tc>
+          <w:p>
+            <w:pPr>
+              <w:pStyle w:val="Normal"/>
+            </w:pPr>
+            <w:r>
+              <w:t/>
+            </w:r>
+          </w:p>
+        </w:tc>
+        <w:tc>
+          <w:p>
+            <w:pPr>
+              <w:pStyle w:val="Normal"/>
+            </w:pPr>
+            <w:r>
+              <w:t/>
+            </w:r>
+          </w:p>
+        </w:tc>
+        <w:tc>
+          <w:p>
+            <w:pPr>
+              <w:pStyle w:val="Normal"/>
+            </w:pPr>
+            <w:r>
+              <w:t/>
+            </w:r>
+          </w:p>
+        </w:tc>
+        <w:tc>
+          <w:p>
+            <w:pPr>
+              <w:pStyle w:val="Normal"/>
+            </w:pPr>
+            <w:r>
+              <w:t/>
+            </w:r>
+          </w:p>
+        </w:tc>
+        <w:tc>
+          <w:p>
+            <w:pPr>
+              <w:pStyle w:val="Normal"/>
+            </w:pPr>
+            <w:r>
+              <w:t/>
+            </w:r>
+          </w:p>
+        </w:tc>
+        <w:tc>
+          <w:p>
+            <w:pPr>
+              <w:pStyle w:val="Normal"/>
+            </w:pPr>
+            <w:r>
+              <w:t/>
+            </w:r>
+          </w:p>
+        </w:tc>
+        <w:tc>
+          <w:p>
+            <w:pPr>
+              <w:pStyle w:val="Normal"/>
+            </w:pPr>
+            <w:r>
+              <w:t/>
+            </w:r>
+          </w:p>
+        </w:tc>
+        <w:tc>
+          <w:p>
+            <w:pPr>
+              <w:pStyle w:val="Normal"/>
+            </w:pPr>
+            <w:r>
+              <w:t/>
+            </w:r>
+          </w:p>
+        </w:tc>
+        <w:tc>
+          <w:p>
+            <w:pPr>
+              <w:pStyle w:val="Normal"/>
+            </w:pPr>
+            <w:r>
+              <w:t/>
             </w:r>
           </w:p>
         </w:tc>
@@ -629,97 +629,97 @@
               <w:pStyle w:val="Normal"/>
             </w:pPr>
             <w:r>
-              <w:t>Diabete gestazionale, n (%)</w:t>
-            </w:r>
-          </w:p>
-        </w:tc>
-        <w:tc>
-          <w:p>
-            <w:pPr>
-              <w:pStyle w:val="Normal"/>
-            </w:pPr>
-            <w:r>
-              <w:t>157 (26,7%)</w:t>
-            </w:r>
-          </w:p>
-        </w:tc>
-        <w:tc>
-          <w:p>
-            <w:pPr>
-              <w:pStyle w:val="Normal"/>
-            </w:pPr>
-            <w:r>
-              <w:t>146 (26,8%)</w:t>
-            </w:r>
-          </w:p>
-        </w:tc>
-        <w:tc>
-          <w:p>
-            <w:pPr>
-              <w:pStyle w:val="Normal"/>
-            </w:pPr>
-            <w:r>
-              <w:t>146 (26,1%)</w:t>
-            </w:r>
-          </w:p>
-        </w:tc>
-        <w:tc>
-          <w:p>
-            <w:pPr>
-              <w:pStyle w:val="Normal"/>
-            </w:pPr>
-            <w:r>
-              <w:t>150 (28,4%)</w:t>
-            </w:r>
-          </w:p>
-        </w:tc>
-        <w:tc>
-          <w:p>
-            <w:pPr>
-              <w:pStyle w:val="Normal"/>
-            </w:pPr>
-            <w:r>
-              <w:t>173 (31,1%)</w:t>
-            </w:r>
-          </w:p>
-        </w:tc>
-        <w:tc>
-          <w:p>
-            <w:pPr>
-              <w:pStyle w:val="Normal"/>
-            </w:pPr>
-            <w:r>
-              <w:t>138 (24,9%)</w:t>
-            </w:r>
-          </w:p>
-        </w:tc>
-        <w:tc>
-          <w:p>
-            <w:pPr>
-              <w:pStyle w:val="Normal"/>
-            </w:pPr>
-            <w:r>
-              <w:t>174 (30,1%)</w:t>
-            </w:r>
-          </w:p>
-        </w:tc>
-        <w:tc>
-          <w:p>
-            <w:pPr>
-              <w:pStyle w:val="Normal"/>
-            </w:pPr>
-            <w:r>
-              <w:t>181 (30,7%)</w:t>
-            </w:r>
-          </w:p>
-        </w:tc>
-        <w:tc>
-          <w:p>
-            <w:pPr>
-              <w:pStyle w:val="Normal"/>
-            </w:pPr>
-            <w:r>
-              <w:t>133 (26,6%)</w:t>
+              <w:t>  18-44, n (%)</w:t>
+            </w:r>
+          </w:p>
+        </w:tc>
+        <w:tc>
+          <w:p>
+            <w:pPr>
+              <w:pStyle w:val="Normal"/>
+            </w:pPr>
+            <w:r>
+              <w:t>200 (35,7%)</w:t>
+            </w:r>
+          </w:p>
+        </w:tc>
+        <w:tc>
+          <w:p>
+            <w:pPr>
+              <w:pStyle w:val="Normal"/>
+            </w:pPr>
+            <w:r>
+              <w:t>194 (32,4%)</w:t>
+            </w:r>
+          </w:p>
+        </w:tc>
+        <w:tc>
+          <w:p>
+            <w:pPr>
+              <w:pStyle w:val="Normal"/>
+            </w:pPr>
+            <w:r>
+              <w:t>170 (31,8%)</w:t>
+            </w:r>
+          </w:p>
+        </w:tc>
+        <w:tc>
+          <w:p>
+            <w:pPr>
+              <w:pStyle w:val="Normal"/>
+            </w:pPr>
+            <w:r>
+              <w:t>192 (34,5%)</w:t>
+            </w:r>
+          </w:p>
+        </w:tc>
+        <w:tc>
+          <w:p>
+            <w:pPr>
+              <w:pStyle w:val="Normal"/>
+            </w:pPr>
+            <w:r>
+              <w:t>185 (33,6%)</w:t>
+            </w:r>
+          </w:p>
+        </w:tc>
+        <w:tc>
+          <w:p>
+            <w:pPr>
+              <w:pStyle w:val="Normal"/>
+            </w:pPr>
+            <w:r>
+              <w:t>190 (33,7%)</w:t>
+            </w:r>
+          </w:p>
+        </w:tc>
+        <w:tc>
+          <w:p>
+            <w:pPr>
+              <w:pStyle w:val="Normal"/>
+            </w:pPr>
+            <w:r>
+              <w:t>188 (36,3%)</w:t>
+            </w:r>
+          </w:p>
+        </w:tc>
+        <w:tc>
+          <w:p>
+            <w:pPr>
+              <w:pStyle w:val="Normal"/>
+            </w:pPr>
+            <w:r>
+              <w:t>197 (35,2%)</w:t>
+            </w:r>
+          </w:p>
+        </w:tc>
+        <w:tc>
+          <w:p>
+            <w:pPr>
+              <w:pStyle w:val="Normal"/>
+            </w:pPr>
+            <w:r>
+              <w:t>210 (37,6%)</w:t>
             </w:r>
           </w:p>
         </w:tc>
@@ -731,6 +731,516 @@
               <w:pStyle w:val="Normal"/>
             </w:pPr>
             <w:r>
+              <w:t>  45-64, n (%)</w:t>
+            </w:r>
+          </w:p>
+        </w:tc>
+        <w:tc>
+          <w:p>
+            <w:pPr>
+              <w:pStyle w:val="Normal"/>
+            </w:pPr>
+            <w:r>
+              <w:t>269 (48,0%)</w:t>
+            </w:r>
+          </w:p>
+        </w:tc>
+        <w:tc>
+          <w:p>
+            <w:pPr>
+              <w:pStyle w:val="Normal"/>
+            </w:pPr>
+            <w:r>
+              <w:t>289 (48,2%)</w:t>
+            </w:r>
+          </w:p>
+        </w:tc>
+        <w:tc>
+          <w:p>
+            <w:pPr>
+              <w:pStyle w:val="Normal"/>
+            </w:pPr>
+            <w:r>
+              <w:t>285 (53,4%)</w:t>
+            </w:r>
+          </w:p>
+        </w:tc>
+        <w:tc>
+          <w:p>
+            <w:pPr>
+              <w:pStyle w:val="Normal"/>
+            </w:pPr>
+            <w:r>
+              <w:t>268 (48,1%)</w:t>
+            </w:r>
+          </w:p>
+        </w:tc>
+        <w:tc>
+          <w:p>
+            <w:pPr>
+              <w:pStyle w:val="Normal"/>
+            </w:pPr>
+            <w:r>
+              <w:t>258 (46,8%)</w:t>
+            </w:r>
+          </w:p>
+        </w:tc>
+        <w:tc>
+          <w:p>
+            <w:pPr>
+              <w:pStyle w:val="Normal"/>
+            </w:pPr>
+            <w:r>
+              <w:t>274 (48,7%)</w:t>
+            </w:r>
+          </w:p>
+        </w:tc>
+        <w:tc>
+          <w:p>
+            <w:pPr>
+              <w:pStyle w:val="Normal"/>
+            </w:pPr>
+            <w:r>
+              <w:t>236 (45,6%)</w:t>
+            </w:r>
+          </w:p>
+        </w:tc>
+        <w:tc>
+          <w:p>
+            <w:pPr>
+              <w:pStyle w:val="Normal"/>
+            </w:pPr>
+            <w:r>
+              <w:t>277 (49,5%)</w:t>
+            </w:r>
+          </w:p>
+        </w:tc>
+        <w:tc>
+          <w:p>
+            <w:pPr>
+              <w:pStyle w:val="Normal"/>
+            </w:pPr>
+            <w:r>
+              <w:t>254 (45,5%)</w:t>
+            </w:r>
+          </w:p>
+        </w:tc>
+      </w:tr>
+      <w:tr>
+        <w:tc>
+          <w:p>
+            <w:pPr>
+              <w:pStyle w:val="Normal"/>
+            </w:pPr>
+            <w:r>
+              <w:t>BMI pregravidico basso (&lt;18,5), n (%)</w:t>
+            </w:r>
+          </w:p>
+        </w:tc>
+        <w:tc>
+          <w:p>
+            <w:pPr>
+              <w:pStyle w:val="Normal"/>
+            </w:pPr>
+            <w:r>
+              <w:t>221 (39,5%)</w:t>
+            </w:r>
+          </w:p>
+        </w:tc>
+        <w:tc>
+          <w:p>
+            <w:pPr>
+              <w:pStyle w:val="Normal"/>
+            </w:pPr>
+            <w:r>
+              <w:t>250 (41,7%)</w:t>
+            </w:r>
+          </w:p>
+        </w:tc>
+        <w:tc>
+          <w:p>
+            <w:pPr>
+              <w:pStyle w:val="Normal"/>
+            </w:pPr>
+            <w:r>
+              <w:t>196 (36,7%)</w:t>
+            </w:r>
+          </w:p>
+        </w:tc>
+        <w:tc>
+          <w:p>
+            <w:pPr>
+              <w:pStyle w:val="Normal"/>
+            </w:pPr>
+            <w:r>
+              <w:t>215 (38,6%)</w:t>
+            </w:r>
+          </w:p>
+        </w:tc>
+        <w:tc>
+          <w:p>
+            <w:pPr>
+              <w:pStyle w:val="Normal"/>
+            </w:pPr>
+            <w:r>
+              <w:t>204 (37,0%)</w:t>
+            </w:r>
+          </w:p>
+        </w:tc>
+        <w:tc>
+          <w:p>
+            <w:pPr>
+              <w:pStyle w:val="Normal"/>
+            </w:pPr>
+            <w:r>
+              <w:t>212 (37,7%)</w:t>
+            </w:r>
+          </w:p>
+        </w:tc>
+        <w:tc>
+          <w:p>
+            <w:pPr>
+              <w:pStyle w:val="Normal"/>
+            </w:pPr>
+            <w:r>
+              <w:t>196 (37,8%)</w:t>
+            </w:r>
+          </w:p>
+        </w:tc>
+        <w:tc>
+          <w:p>
+            <w:pPr>
+              <w:pStyle w:val="Normal"/>
+            </w:pPr>
+            <w:r>
+              <w:t>210 (37,5%)</w:t>
+            </w:r>
+          </w:p>
+        </w:tc>
+        <w:tc>
+          <w:p>
+            <w:pPr>
+              <w:pStyle w:val="Normal"/>
+            </w:pPr>
+            <w:r>
+              <w:t>215 (38,5%)</w:t>
+            </w:r>
+          </w:p>
+        </w:tc>
+      </w:tr>
+      <w:tr>
+        <w:tc>
+          <w:p>
+            <w:pPr>
+              <w:pStyle w:val="Normal"/>
+            </w:pPr>
+            <w:r>
+              <w:t>BMI pregravidico medio (18,5-24,9), n (%)</w:t>
+            </w:r>
+          </w:p>
+        </w:tc>
+        <w:tc>
+          <w:p>
+            <w:pPr>
+              <w:pStyle w:val="Normal"/>
+            </w:pPr>
+            <w:r>
+              <w:t>222 (39,6%)</w:t>
+            </w:r>
+          </w:p>
+        </w:tc>
+        <w:tc>
+          <w:p>
+            <w:pPr>
+              <w:pStyle w:val="Normal"/>
+            </w:pPr>
+            <w:r>
+              <w:t>203 (33,9%)</w:t>
+            </w:r>
+          </w:p>
+        </w:tc>
+        <w:tc>
+          <w:p>
+            <w:pPr>
+              <w:pStyle w:val="Normal"/>
+            </w:pPr>
+            <w:r>
+              <w:t>184 (34,5%)</w:t>
+            </w:r>
+          </w:p>
+        </w:tc>
+        <w:tc>
+          <w:p>
+            <w:pPr>
+              <w:pStyle w:val="Normal"/>
+            </w:pPr>
+            <w:r>
+              <w:t>192 (34,5%)</w:t>
+            </w:r>
+          </w:p>
+        </w:tc>
+        <w:tc>
+          <w:p>
+            <w:pPr>
+              <w:pStyle w:val="Normal"/>
+            </w:pPr>
+            <w:r>
+              <w:t>204 (37,0%)</w:t>
+            </w:r>
+          </w:p>
+        </w:tc>
+        <w:tc>
+          <w:p>
+            <w:pPr>
+              <w:pStyle w:val="Normal"/>
+            </w:pPr>
+            <w:r>
+              <w:t>204 (36,2%)</w:t>
+            </w:r>
+          </w:p>
+        </w:tc>
+        <w:tc>
+          <w:p>
+            <w:pPr>
+              <w:pStyle w:val="Normal"/>
+            </w:pPr>
+            <w:r>
+              <w:t>195 (37,6%)</w:t>
+            </w:r>
+          </w:p>
+        </w:tc>
+        <w:tc>
+          <w:p>
+            <w:pPr>
+              <w:pStyle w:val="Normal"/>
+            </w:pPr>
+            <w:r>
+              <w:t>211 (37,7%)</w:t>
+            </w:r>
+          </w:p>
+        </w:tc>
+        <w:tc>
+          <w:p>
+            <w:pPr>
+              <w:pStyle w:val="Normal"/>
+            </w:pPr>
+            <w:r>
+              <w:t>214 (38,4%)</w:t>
+            </w:r>
+          </w:p>
+        </w:tc>
+      </w:tr>
+      <w:tr>
+        <w:tc>
+          <w:p>
+            <w:pPr>
+              <w:pStyle w:val="Normal"/>
+            </w:pPr>
+            <w:r>
+              <w:t>BMI pregravidico alto (&gt;24,9), n (%)</w:t>
+            </w:r>
+          </w:p>
+        </w:tc>
+        <w:tc>
+          <w:p>
+            <w:pPr>
+              <w:pStyle w:val="Normal"/>
+            </w:pPr>
+            <w:r>
+              <w:t>117 (20,9%)</w:t>
+            </w:r>
+          </w:p>
+        </w:tc>
+        <w:tc>
+          <w:p>
+            <w:pPr>
+              <w:pStyle w:val="Normal"/>
+            </w:pPr>
+            <w:r>
+              <w:t>146 (24,4%)</w:t>
+            </w:r>
+          </w:p>
+        </w:tc>
+        <w:tc>
+          <w:p>
+            <w:pPr>
+              <w:pStyle w:val="Normal"/>
+            </w:pPr>
+            <w:r>
+              <w:t>154 (28,8%)</w:t>
+            </w:r>
+          </w:p>
+        </w:tc>
+        <w:tc>
+          <w:p>
+            <w:pPr>
+              <w:pStyle w:val="Normal"/>
+            </w:pPr>
+            <w:r>
+              <w:t>150 (26,9%)</w:t>
+            </w:r>
+          </w:p>
+        </w:tc>
+        <w:tc>
+          <w:p>
+            <w:pPr>
+              <w:pStyle w:val="Normal"/>
+            </w:pPr>
+            <w:r>
+              <w:t>143 (26,0%)</w:t>
+            </w:r>
+          </w:p>
+        </w:tc>
+        <w:tc>
+          <w:p>
+            <w:pPr>
+              <w:pStyle w:val="Normal"/>
+            </w:pPr>
+            <w:r>
+              <w:t>147 (26,1%)</w:t>
+            </w:r>
+          </w:p>
+        </w:tc>
+        <w:tc>
+          <w:p>
+            <w:pPr>
+              <w:pStyle w:val="Normal"/>
+            </w:pPr>
+            <w:r>
+              <w:t>127 (24,5%)</w:t>
+            </w:r>
+          </w:p>
+        </w:tc>
+        <w:tc>
+          <w:p>
+            <w:pPr>
+              <w:pStyle w:val="Normal"/>
+            </w:pPr>
+            <w:r>
+              <w:t>139 (24,8%)</w:t>
+            </w:r>
+          </w:p>
+        </w:tc>
+        <w:tc>
+          <w:p>
+            <w:pPr>
+              <w:pStyle w:val="Normal"/>
+            </w:pPr>
+            <w:r>
+              <w:t>129 (23,1%)</w:t>
+            </w:r>
+          </w:p>
+        </w:tc>
+      </w:tr>
+      <w:tr>
+        <w:tc>
+          <w:p>
+            <w:pPr>
+              <w:pStyle w:val="Normal"/>
+            </w:pPr>
+            <w:r>
+              <w:t>Diabete gestazionale, n (%)</w:t>
+            </w:r>
+          </w:p>
+        </w:tc>
+        <w:tc>
+          <w:p>
+            <w:pPr>
+              <w:pStyle w:val="Normal"/>
+            </w:pPr>
+            <w:r>
+              <w:t>14 (2,5%)</w:t>
+            </w:r>
+          </w:p>
+        </w:tc>
+        <w:tc>
+          <w:p>
+            <w:pPr>
+              <w:pStyle w:val="Normal"/>
+            </w:pPr>
+            <w:r>
+              <w:t>23 (3,8%)</w:t>
+            </w:r>
+          </w:p>
+        </w:tc>
+        <w:tc>
+          <w:p>
+            <w:pPr>
+              <w:pStyle w:val="Normal"/>
+            </w:pPr>
+            <w:r>
+              <w:t>17 (3,2%)</w:t>
+            </w:r>
+          </w:p>
+        </w:tc>
+        <w:tc>
+          <w:p>
+            <w:pPr>
+              <w:pStyle w:val="Normal"/>
+            </w:pPr>
+            <w:r>
+              <w:t>11 (2,0%)</w:t>
+            </w:r>
+          </w:p>
+        </w:tc>
+        <w:tc>
+          <w:p>
+            <w:pPr>
+              <w:pStyle w:val="Normal"/>
+            </w:pPr>
+            <w:r>
+              <w:t>12 (2,2%)</w:t>
+            </w:r>
+          </w:p>
+        </w:tc>
+        <w:tc>
+          <w:p>
+            <w:pPr>
+              <w:pStyle w:val="Normal"/>
+            </w:pPr>
+            <w:r>
+              <w:t>20 (3,6%)</w:t>
+            </w:r>
+          </w:p>
+        </w:tc>
+        <w:tc>
+          <w:p>
+            <w:pPr>
+              <w:pStyle w:val="Normal"/>
+            </w:pPr>
+            <w:r>
+              <w:t>17 (3,3%)</w:t>
+            </w:r>
+          </w:p>
+        </w:tc>
+        <w:tc>
+          <w:p>
+            <w:pPr>
+              <w:pStyle w:val="Normal"/>
+            </w:pPr>
+            <w:r>
+              <w:t>16 (2,9%)</w:t>
+            </w:r>
+          </w:p>
+        </w:tc>
+        <w:tc>
+          <w:p>
+            <w:pPr>
+              <w:pStyle w:val="Normal"/>
+            </w:pPr>
+            <w:r>
+              <w:t>23 (4,1%)</w:t>
+            </w:r>
+          </w:p>
+        </w:tc>
+      </w:tr>
+      <w:tr>
+        <w:tc>
+          <w:p>
+            <w:pPr>
+              <w:pStyle w:val="Normal"/>
+            </w:pPr>
+            <w:r>
               <w:t>Diabete pregravidico, n (%)</w:t>
             </w:r>
           </w:p>
@@ -741,87 +1251,87 @@
               <w:pStyle w:val="Normal"/>
             </w:pPr>
             <w:r>
-              <w:t>443 (75,2%)</w:t>
-            </w:r>
-          </w:p>
-        </w:tc>
-        <w:tc>
-          <w:p>
-            <w:pPr>
-              <w:pStyle w:val="Normal"/>
-            </w:pPr>
-            <w:r>
-              <w:t>380 (69,9%)</w:t>
-            </w:r>
-          </w:p>
-        </w:tc>
-        <w:tc>
-          <w:p>
-            <w:pPr>
-              <w:pStyle w:val="Normal"/>
-            </w:pPr>
-            <w:r>
-              <w:t>402 (71,9%)</w:t>
-            </w:r>
-          </w:p>
-        </w:tc>
-        <w:tc>
-          <w:p>
-            <w:pPr>
-              <w:pStyle w:val="Normal"/>
-            </w:pPr>
-            <w:r>
-              <w:t>394 (74,6%)</w:t>
-            </w:r>
-          </w:p>
-        </w:tc>
-        <w:tc>
-          <w:p>
-            <w:pPr>
-              <w:pStyle w:val="Normal"/>
-            </w:pPr>
-            <w:r>
-              <w:t>410 (73,7%)</w:t>
-            </w:r>
-          </w:p>
-        </w:tc>
-        <w:tc>
-          <w:p>
-            <w:pPr>
-              <w:pStyle w:val="Normal"/>
-            </w:pPr>
-            <w:r>
-              <w:t>413 (74,4%)</w:t>
-            </w:r>
-          </w:p>
-        </w:tc>
-        <w:tc>
-          <w:p>
-            <w:pPr>
-              <w:pStyle w:val="Normal"/>
-            </w:pPr>
-            <w:r>
-              <w:t>410 (70,8%)</w:t>
-            </w:r>
-          </w:p>
-        </w:tc>
-        <w:tc>
-          <w:p>
-            <w:pPr>
-              <w:pStyle w:val="Normal"/>
-            </w:pPr>
-            <w:r>
-              <w:t>430 (72,9%)</w:t>
-            </w:r>
-          </w:p>
-        </w:tc>
-        <w:tc>
-          <w:p>
-            <w:pPr>
-              <w:pStyle w:val="Normal"/>
-            </w:pPr>
-            <w:r>
-              <w:t>378 (75,6%)</w:t>
+              <w:t>159 (28,4%)</w:t>
+            </w:r>
+          </w:p>
+        </w:tc>
+        <w:tc>
+          <w:p>
+            <w:pPr>
+              <w:pStyle w:val="Normal"/>
+            </w:pPr>
+            <w:r>
+              <w:t>141 (23,5%)</w:t>
+            </w:r>
+          </w:p>
+        </w:tc>
+        <w:tc>
+          <w:p>
+            <w:pPr>
+              <w:pStyle w:val="Normal"/>
+            </w:pPr>
+            <w:r>
+              <w:t>123 (23,0%)</w:t>
+            </w:r>
+          </w:p>
+        </w:tc>
+        <w:tc>
+          <w:p>
+            <w:pPr>
+              <w:pStyle w:val="Normal"/>
+            </w:pPr>
+            <w:r>
+              <w:t>133 (23,9%)</w:t>
+            </w:r>
+          </w:p>
+        </w:tc>
+        <w:tc>
+          <w:p>
+            <w:pPr>
+              <w:pStyle w:val="Normal"/>
+            </w:pPr>
+            <w:r>
+              <w:t>131 (23,8%)</w:t>
+            </w:r>
+          </w:p>
+        </w:tc>
+        <w:tc>
+          <w:p>
+            <w:pPr>
+              <w:pStyle w:val="Normal"/>
+            </w:pPr>
+            <w:r>
+              <w:t>146 (25,9%)</w:t>
+            </w:r>
+          </w:p>
+        </w:tc>
+        <w:tc>
+          <w:p>
+            <w:pPr>
+              <w:pStyle w:val="Normal"/>
+            </w:pPr>
+            <w:r>
+              <w:t>134 (25,9%)</w:t>
+            </w:r>
+          </w:p>
+        </w:tc>
+        <w:tc>
+          <w:p>
+            <w:pPr>
+              <w:pStyle w:val="Normal"/>
+            </w:pPr>
+            <w:r>
+              <w:t>129 (23,0%)</w:t>
+            </w:r>
+          </w:p>
+        </w:tc>
+        <w:tc>
+          <w:p>
+            <w:pPr>
+              <w:pStyle w:val="Normal"/>
+            </w:pPr>
+            <w:r>
+              <w:t>123 (22,0%)</w:t>
             </w:r>
           </w:p>
         </w:tc>
